--- a/submission/cover-letter.docx
+++ b/submission/cover-letter.docx
@@ -73,18 +73,7 @@
                 <w:szCs w:val="16"/>
                 <w:lang w:val="es-PE"/>
               </w:rPr>
-              <w:t>Instituto Nacional de Innovación Agraria (INIA)</w:t>
-            </w:r>
-            <w:r>
-              <w:rPr>
-                <w:rFonts w:ascii="Times New Roman" w:eastAsia="Times New Roman" w:hAnsi="Times New Roman" w:cs="Times New Roman"/>
-                <w:b/>
-                <w:color w:val="666666"/>
-                <w:sz w:val="16"/>
-                <w:szCs w:val="16"/>
-                <w:lang w:val="es-PE"/>
-              </w:rPr>
-              <w:t xml:space="preserve"> </w:t>
+              <w:t xml:space="preserve">Instituto Nacional de Innovación Agraria (INIA) </w:t>
             </w:r>
             <w:r>
               <w:rPr>
@@ -208,7 +197,15 @@
                 <w:color w:val="0D0D0D"/>
                 <w:lang w:val="en-US"/>
               </w:rPr>
-              <w:t>22</w:t>
+              <w:t>2</w:t>
+            </w:r>
+            <w:r>
+              <w:rPr>
+                <w:rFonts w:ascii="Times New Roman" w:eastAsia="Times New Roman" w:hAnsi="Times New Roman" w:cs="Times New Roman"/>
+                <w:color w:val="0D0D0D"/>
+                <w:lang w:val="en-US"/>
+              </w:rPr>
+              <w:t>3</w:t>
             </w:r>
             <w:r>
               <w:rPr>
@@ -317,7 +314,7 @@
                 <w:color w:val="0D0D0D"/>
                 <w:lang w:val="de-DE"/>
               </w:rPr>
-              <w:t>Brent Clothier</w:t>
+              <w:t>Samuel Ortega-Farias</w:t>
             </w:r>
           </w:p>
           <w:p>
@@ -356,7 +353,7 @@
                 <w:color w:val="0D0D0D"/>
                 <w:lang w:val="en-US"/>
               </w:rPr>
-              <w:t>Agricultural Water Management</w:t>
+              <w:t>Irrigation Science</w:t>
             </w:r>
           </w:p>
         </w:tc>
@@ -526,25 +523,7 @@
           <w:color w:val="0D0D0D"/>
           <w:lang w:val="en-US"/>
         </w:rPr>
-        <w:t xml:space="preserve">Lesly </w:t>
-      </w:r>
-      <w:proofErr w:type="spellStart"/>
-      <w:r>
-        <w:rPr>
-          <w:rFonts w:ascii="Times New Roman" w:eastAsia="Times New Roman" w:hAnsi="Times New Roman" w:cs="Times New Roman"/>
-          <w:color w:val="0D0D0D"/>
-          <w:lang w:val="en-US"/>
-        </w:rPr>
-        <w:t>Alberca</w:t>
-      </w:r>
-      <w:proofErr w:type="spellEnd"/>
-      <w:r>
-        <w:rPr>
-          <w:rFonts w:ascii="Times New Roman" w:eastAsia="Times New Roman" w:hAnsi="Times New Roman" w:cs="Times New Roman"/>
-          <w:color w:val="0D0D0D"/>
-          <w:lang w:val="en-US"/>
-        </w:rPr>
-        <w:t xml:space="preserve"> </w:t>
+        <w:t xml:space="preserve">Lesly Alberca </w:t>
       </w:r>
       <w:r>
         <w:rPr>
@@ -573,7 +552,7 @@
           <w:color w:val="0D0D0D"/>
           <w:lang w:val="en-US"/>
         </w:rPr>
-        <w:t>Agricultural Water Management</w:t>
+        <w:t>Irrigation Science</w:t>
       </w:r>
       <w:r>
         <w:rPr>
@@ -628,15 +607,7 @@
           <w:color w:val="0D0D0D"/>
           <w:lang w:val="en-US"/>
         </w:rPr>
-        <w:t xml:space="preserve"> L.) under the conditions of the Chira Valley, Peru. The results showed that reducing irrigation water volume by up to 23.5% did not significantly affect grain yield or quality, while increasing water-use efficiency by up to 26% compared with conventional irrigation practices.</w:t>
-      </w:r>
-      <w:r>
-        <w:rPr>
-          <w:rFonts w:ascii="Times New Roman" w:eastAsia="Times New Roman" w:hAnsi="Times New Roman" w:cs="Times New Roman"/>
-          <w:color w:val="0D0D0D"/>
-          <w:lang w:val="en-US"/>
-        </w:rPr>
-        <w:t xml:space="preserve"> </w:t>
+        <w:t xml:space="preserve"> L.) under the conditions of the Chira Valley, Peru. The results showed that reducing irrigation water volume by up to 23.5% did not significantly affect grain yield or quality, while increasing water-use efficiency by up to 26% compared with conventional irrigation practices. </w:t>
       </w:r>
     </w:p>
     <w:p>
@@ -674,7 +645,7 @@
           <w:color w:val="0D0D0D"/>
           <w:lang w:val="en-US"/>
         </w:rPr>
-        <w:t>Agricultural Water Management</w:t>
+        <w:t>Irrigation Science</w:t>
       </w:r>
       <w:r>
         <w:rPr>
@@ -730,21 +701,12 @@
           <w:lang w:val="en-US"/>
         </w:rPr>
       </w:pPr>
-      <w:proofErr w:type="spellStart"/>
-      <w:r>
-        <w:rPr>
-          <w:rFonts w:ascii="Times New Roman" w:eastAsia="Times New Roman" w:hAnsi="Times New Roman" w:cs="Times New Roman"/>
-          <w:color w:val="0D0D0D"/>
-        </w:rPr>
-        <w:t>Sebastian</w:t>
-      </w:r>
-      <w:proofErr w:type="spellEnd"/>
-      <w:r>
-        <w:rPr>
-          <w:rFonts w:ascii="Times New Roman" w:eastAsia="Times New Roman" w:hAnsi="Times New Roman" w:cs="Times New Roman"/>
-          <w:color w:val="0D0D0D"/>
-        </w:rPr>
-        <w:t xml:space="preserve"> Casas-Niño</w:t>
+      <w:r>
+        <w:rPr>
+          <w:rFonts w:ascii="Times New Roman" w:eastAsia="Times New Roman" w:hAnsi="Times New Roman" w:cs="Times New Roman"/>
+          <w:color w:val="0D0D0D"/>
+        </w:rPr>
+        <w:t>Sebastian Casas-Niño</w:t>
       </w:r>
       <w:r>
         <w:rPr>
@@ -1366,6 +1328,7 @@
   <w:style w:type="character" w:default="1" w:styleId="Fuentedeprrafopredeter">
     <w:name w:val="Default Paragraph Font"/>
     <w:uiPriority w:val="1"/>
+    <w:semiHidden/>
     <w:unhideWhenUsed/>
   </w:style>
   <w:style w:type="table" w:default="1" w:styleId="Tablanormal">

--- a/submission/cover-letter.docx
+++ b/submission/cover-letter.docx
@@ -181,7 +181,7 @@
                 <w:color w:val="0D0D0D"/>
                 <w:lang w:val="en-US"/>
               </w:rPr>
-              <w:t>June</w:t>
+              <w:t>Ju</w:t>
             </w:r>
             <w:r>
               <w:rPr>
@@ -189,6 +189,14 @@
                 <w:color w:val="0D0D0D"/>
                 <w:lang w:val="en-US"/>
               </w:rPr>
+              <w:t>ly</w:t>
+            </w:r>
+            <w:r>
+              <w:rPr>
+                <w:rFonts w:ascii="Times New Roman" w:eastAsia="Times New Roman" w:hAnsi="Times New Roman" w:cs="Times New Roman"/>
+                <w:color w:val="0D0D0D"/>
+                <w:lang w:val="en-US"/>
+              </w:rPr>
               <w:t xml:space="preserve"> </w:t>
             </w:r>
             <w:r>
@@ -197,15 +205,7 @@
                 <w:color w:val="0D0D0D"/>
                 <w:lang w:val="en-US"/>
               </w:rPr>
-              <w:t>2</w:t>
-            </w:r>
-            <w:r>
-              <w:rPr>
-                <w:rFonts w:ascii="Times New Roman" w:eastAsia="Times New Roman" w:hAnsi="Times New Roman" w:cs="Times New Roman"/>
-                <w:color w:val="0D0D0D"/>
-                <w:lang w:val="en-US"/>
-              </w:rPr>
-              <w:t>3</w:t>
+              <w:t>14</w:t>
             </w:r>
             <w:r>
               <w:rPr>
@@ -314,7 +314,7 @@
                 <w:color w:val="0D0D0D"/>
                 <w:lang w:val="de-DE"/>
               </w:rPr>
-              <w:t>Samuel Ortega-Farias</w:t>
+              <w:t>Brajesh K. Singh</w:t>
             </w:r>
           </w:p>
           <w:p>
@@ -353,7 +353,7 @@
                 <w:color w:val="0D0D0D"/>
                 <w:lang w:val="en-US"/>
               </w:rPr>
-              <w:t>Irrigation Science</w:t>
+              <w:t>Journal of Sustainable Agriculture and Environment</w:t>
             </w:r>
           </w:p>
         </w:tc>
@@ -499,7 +499,7 @@
           <w:color w:val="0D0D0D"/>
           <w:lang w:val="en-US"/>
         </w:rPr>
-        <w:t>Agronomic performance and water-use efficiency of rice under reduced irrigation volumes in the Chira Valley, Peru</w:t>
+        <w:t>Water-Use Efficiency and Rice Productivity under Reduced Irrigation in Tropical Arid Conditions</w:t>
       </w:r>
       <w:r>
         <w:rPr>
@@ -523,7 +523,25 @@
           <w:color w:val="0D0D0D"/>
           <w:lang w:val="en-US"/>
         </w:rPr>
-        <w:t xml:space="preserve">Lesly Alberca </w:t>
+        <w:t xml:space="preserve">Lesly </w:t>
+      </w:r>
+      <w:proofErr w:type="spellStart"/>
+      <w:r>
+        <w:rPr>
+          <w:rFonts w:ascii="Times New Roman" w:eastAsia="Times New Roman" w:hAnsi="Times New Roman" w:cs="Times New Roman"/>
+          <w:color w:val="0D0D0D"/>
+          <w:lang w:val="en-US"/>
+        </w:rPr>
+        <w:t>Alberca</w:t>
+      </w:r>
+      <w:proofErr w:type="spellEnd"/>
+      <w:r>
+        <w:rPr>
+          <w:rFonts w:ascii="Times New Roman" w:eastAsia="Times New Roman" w:hAnsi="Times New Roman" w:cs="Times New Roman"/>
+          <w:color w:val="0D0D0D"/>
+          <w:lang w:val="en-US"/>
+        </w:rPr>
+        <w:t xml:space="preserve"> </w:t>
       </w:r>
       <w:r>
         <w:rPr>
@@ -552,7 +570,7 @@
           <w:color w:val="0D0D0D"/>
           <w:lang w:val="en-US"/>
         </w:rPr>
-        <w:t>Irrigation Science</w:t>
+        <w:t>Journal of Sustainable Agriculture and Environment</w:t>
       </w:r>
       <w:r>
         <w:rPr>
@@ -607,7 +625,7 @@
           <w:color w:val="0D0D0D"/>
           <w:lang w:val="en-US"/>
         </w:rPr>
-        <w:t xml:space="preserve"> L.) under the conditions of the Chira Valley, Peru. The results showed that reducing irrigation water volume by up to 23.5% did not significantly affect grain yield or quality, while increasing water-use efficiency by up to 26% compared with conventional irrigation practices. </w:t>
+        <w:t xml:space="preserve"> L.) under the conditions of the Chira Valley, Peru. The results demonstrate that reducing irrigation water volume by up to 23.5% did not significantly affect grain yield or quality while increasing water-use efficiency by up to 26% compared with conventional irrigation practices. These findings provide practical evidence to support more sustainable irrigation management in water-limited rice production systems.</w:t>
       </w:r>
     </w:p>
     <w:p>
@@ -634,7 +652,7 @@
           <w:color w:val="0D0D0D"/>
           <w:lang w:val="en-US"/>
         </w:rPr>
-        <w:t xml:space="preserve">We think this manuscript is suitable for publication as the research reflects the aims and scope of your journal. We confirm that neither the manuscript nor any parts of its content are currently under consideration for publication with or published in another journal. All authors have approved the manuscript and agree with its submission to </w:t>
+        <w:t xml:space="preserve">We believe this manuscript is well suited to </w:t>
       </w:r>
       <w:r>
         <w:rPr>
@@ -645,15 +663,23 @@
           <w:color w:val="0D0D0D"/>
           <w:lang w:val="en-US"/>
         </w:rPr>
-        <w:t>Irrigation Science</w:t>
-      </w:r>
-      <w:r>
-        <w:rPr>
-          <w:rFonts w:ascii="Times New Roman" w:eastAsia="Times New Roman" w:hAnsi="Times New Roman" w:cs="Times New Roman"/>
-          <w:color w:val="0D0D0D"/>
-          <w:lang w:val="en-US"/>
-        </w:rPr>
-        <w:t>.</w:t>
+        <w:t>Journal of Sustainable Agriculture and Environment</w:t>
+      </w:r>
+      <w:r>
+        <w:rPr>
+          <w:rFonts w:ascii="Times New Roman" w:eastAsia="Times New Roman" w:hAnsi="Times New Roman" w:cs="Times New Roman"/>
+          <w:color w:val="0D0D0D"/>
+          <w:lang w:val="en-US"/>
+        </w:rPr>
+        <w:t xml:space="preserve"> </w:t>
+      </w:r>
+      <w:r>
+        <w:rPr>
+          <w:rFonts w:ascii="Times New Roman" w:eastAsia="Times New Roman" w:hAnsi="Times New Roman" w:cs="Times New Roman"/>
+          <w:color w:val="0D0D0D"/>
+          <w:lang w:val="en-US"/>
+        </w:rPr>
+        <w:t>because it addresses sustainable crop production and efficient water resource management, topics that are central to the journal's scope. We confirm that this manuscript is original, has not been published previously, and is not under consideration by any other journal. All authors have approved the manuscript and agree with its submission. The authors declare no conflicts of interest.</w:t>
       </w:r>
     </w:p>
     <w:p>
@@ -685,10 +711,20 @@
     </w:p>
     <w:p>
       <w:pPr>
+        <w:pBdr>
+          <w:top w:val="none" w:sz="0" w:space="0" w:color="E3E3E3"/>
+          <w:left w:val="none" w:sz="0" w:space="0" w:color="E3E3E3"/>
+          <w:bottom w:val="none" w:sz="0" w:space="0" w:color="E3E3E3"/>
+          <w:right w:val="none" w:sz="0" w:space="0" w:color="E3E3E3"/>
+          <w:between w:val="none" w:sz="0" w:space="0" w:color="E3E3E3"/>
+        </w:pBdr>
+        <w:shd w:val="clear" w:color="auto" w:fill="FFFFFF"/>
+        <w:spacing w:after="200"/>
         <w:jc w:val="both"/>
         <w:rPr>
           <w:rFonts w:ascii="Times New Roman" w:eastAsia="Times New Roman" w:hAnsi="Times New Roman" w:cs="Times New Roman"/>
           <w:color w:val="0D0D0D"/>
+          <w:lang w:val="en-US"/>
         </w:rPr>
       </w:pPr>
     </w:p>
@@ -698,28 +734,63 @@
         <w:rPr>
           <w:rFonts w:ascii="Times New Roman" w:eastAsia="Times New Roman" w:hAnsi="Times New Roman" w:cs="Times New Roman"/>
           <w:color w:val="0D0D0D"/>
-          <w:lang w:val="en-US"/>
         </w:rPr>
       </w:pPr>
-      <w:r>
-        <w:rPr>
-          <w:rFonts w:ascii="Times New Roman" w:eastAsia="Times New Roman" w:hAnsi="Times New Roman" w:cs="Times New Roman"/>
-          <w:color w:val="0D0D0D"/>
-        </w:rPr>
-        <w:t>Sebastian Casas-Niño</w:t>
-      </w:r>
-      <w:r>
-        <w:rPr>
-          <w:rFonts w:ascii="Times New Roman" w:eastAsia="Times New Roman" w:hAnsi="Times New Roman" w:cs="Times New Roman"/>
-          <w:color w:val="0D0D0D"/>
-          <w:lang w:val="en-US"/>
-        </w:rPr>
-        <w:t xml:space="preserve"> </w:t>
-      </w:r>
     </w:p>
     <w:p>
       <w:pPr>
         <w:jc w:val="both"/>
+        <w:rPr>
+          <w:rFonts w:ascii="Times New Roman" w:eastAsia="Times New Roman" w:hAnsi="Times New Roman" w:cs="Times New Roman"/>
+          <w:color w:val="0D0D0D"/>
+        </w:rPr>
+      </w:pPr>
+    </w:p>
+    <w:p>
+      <w:pPr>
+        <w:jc w:val="both"/>
+        <w:rPr>
+          <w:rFonts w:ascii="Times New Roman" w:eastAsia="Times New Roman" w:hAnsi="Times New Roman" w:cs="Times New Roman"/>
+          <w:color w:val="0D0D0D"/>
+        </w:rPr>
+      </w:pPr>
+    </w:p>
+    <w:p>
+      <w:pPr>
+        <w:jc w:val="center"/>
+        <w:rPr>
+          <w:rFonts w:ascii="Times New Roman" w:eastAsia="Times New Roman" w:hAnsi="Times New Roman" w:cs="Times New Roman"/>
+          <w:color w:val="0D0D0D"/>
+        </w:rPr>
+      </w:pPr>
+      <w:r>
+        <w:rPr>
+          <w:rFonts w:ascii="Times New Roman" w:eastAsia="Times New Roman" w:hAnsi="Times New Roman" w:cs="Times New Roman"/>
+          <w:color w:val="0D0D0D"/>
+        </w:rPr>
+        <w:t>________________________</w:t>
+      </w:r>
+    </w:p>
+    <w:p>
+      <w:pPr>
+        <w:jc w:val="center"/>
+        <w:rPr>
+          <w:rFonts w:ascii="Times New Roman" w:eastAsia="Times New Roman" w:hAnsi="Times New Roman" w:cs="Times New Roman"/>
+          <w:color w:val="0D0D0D"/>
+          <w:lang w:val="en-US"/>
+        </w:rPr>
+      </w:pPr>
+      <w:r>
+        <w:rPr>
+          <w:rFonts w:ascii="Times New Roman" w:eastAsia="Times New Roman" w:hAnsi="Times New Roman" w:cs="Times New Roman"/>
+          <w:color w:val="0D0D0D"/>
+        </w:rPr>
+        <w:t>Sebastian Casas-Niño</w:t>
+      </w:r>
+    </w:p>
+    <w:p>
+      <w:pPr>
+        <w:jc w:val="center"/>
         <w:rPr>
           <w:rFonts w:ascii="Times New Roman" w:eastAsia="Times New Roman" w:hAnsi="Times New Roman" w:cs="Times New Roman"/>
           <w:color w:val="0D0D0D"/>
